--- a/lettre_ISFEC_Bretagne_Rennes.docx
+++ b/lettre_ISFEC_Bretagne_Rennes.docx
@@ -169,7 +169,7 @@
           <w:rFonts w:ascii="Times New Roman" w:hAnsi="Times New Roman"/>
           <w:sz w:val="24"/>
         </w:rPr>
-        <w:t>C'est une vocation pour l'enseignement, mûrie au fil des années, qui me pousse aujourd'hui à présenter ma candidature au Master M2E que vous proposez. Ce n'est pas un choix par défaut : votre établissement est celui dans lequel je me projette pleinement. La taille humaine des promotions, l'accompagnement individualisé et l'ancrage dans les valeurs de l'enseignement catholique correspondent à la vision de l'éducation que je porte depuis plusieurs années. C'est dans ce cadre, exigeant et bienveillant, que je souhaite préparer le CRPE et construire mon avenir dans l'enseignement du premier degré.</w:t>
+        <w:t>C'est une vocation pour l'enseignement, mûrie au fil des années, qui me pousse aujourd'hui à présenter ma candidature au Master M2E que vous proposez. Ce n'est pas un choix par défaut : l'ISFEC Bretagne est l'établissement dans lequel je me projette pleinement. La taille humaine des promotions, l'accompagnement individualisé et l'ancrage dans les valeurs de l'enseignement catholique correspondent à la vision de l'éducation que je porte depuis plusieurs années. C'est dans ce cadre exigeant et bienveillant que je souhaite préparer le CRPE et construire mon avenir dans l'enseignement du premier degré.</w:t>
       </w:r>
     </w:p>
     <w:p>
@@ -225,7 +225,7 @@
           <w:rFonts w:ascii="Times New Roman" w:hAnsi="Times New Roman"/>
           <w:sz w:val="24"/>
         </w:rPr>
-        <w:t>Je suis profondément attachée à l'idée que l'enseignement ne se réduit pas à la transmission de savoirs : il s'agit d'accompagner chaque élève dans son développement, avec attention et exigence. C'est cette conviction qui me pousse à candidater en priorité à l'ISFEC Bretagne (site de Rennes), un établissement dont les valeurs correspondent à ce que je veux incarner en tant qu'enseignante. Je suis déterminée à m'investir pleinement dans cette formation.</w:t>
+        <w:t>Je suis profondément attachée à l'idée que l'enseignement ne se réduit pas à la transmission de savoirs : il s'agit d'accompagner chaque élève dans son développement, avec attention et exigence. Les valeurs portées par l'enseignement catholique — le souci de la personne, la bienveillance et l'engagement au service de tous — rejoignent ce que je veux incarner en tant qu'enseignante. C'est cette conviction profonde qui me pousse à candidater en priorité à l'ISFEC Bretagne. Je suis déterminée à m'investir pleinement dans cette formation.</w:t>
       </w:r>
     </w:p>
     <w:p>

--- a/lettre_ISFEC_Bretagne_Rennes.docx
+++ b/lettre_ISFEC_Bretagne_Rennes.docx
@@ -257,7 +257,7 @@
       </w:r>
     </w:p>
     <w:sectPr>
-      <w:pgSz w:w="12240" w:h="15840"/>
+      <w:pgSz w:w="11906" w:h="16838"/>
       <w:pgMar w:top="1417" w:right="1417" w:bottom="1417" w:left="1417" w:header="720" w:footer="720" w:gutter="0"/>
       <w:cols w:space="720"/>
       <w:docGrid w:linePitch="360"/>
